--- a/pitch/final_talk_script.docx
+++ b/pitch/final_talk_script.docx
@@ -104,7 +104,7 @@
     </w:p>
     <w:p>
       <w:r>
-        <w:t>The table shows six models on the same 26 test organoids. We picked by MSLL, which scores the whole predictive distribution, then by whether the z-scores look like a standard normal. The final model has the best MSLL, skewness down from 2.0 to 0.8, and a 5th centile that never goes below zero. The calibration plots on the right show z roughly normal in every age bin and every publication.</w:t>
+        <w:t>The table shows six models on the same 26 test organoids. We picked by MSLL, which scores the whole predictive distribution, then by whether the z-scores look like a standard normal. The final model has the best MSLL, skewness down from 2.0 to 0.8 (what remains is one day-70 test organoid with far too many progenitors), and a 5th centile that never goes below zero. The calibration plots on the right show z roughly normal in every age bin and every publication.</w:t>
       </w:r>
     </w:p>
     <w:p>
